--- a/policies/build/chapters_v2/IPC/HCO_IPC_7_v2_REWRITE_DRAFT.docx
+++ b/policies/build/chapters_v2/IPC/HCO_IPC_7_v2_REWRITE_DRAFT.docx
@@ -1719,7 +1719,19 @@
         <w:pStyle w:val="ListNumber"/>
       </w:pPr>
       <w:r>
-        <w:t>CDC Guideline for Disinfection and Sterilization in Healthcare Facilities, 2008. Centers for Disease Control and Prevention.</w:t>
+        <w:t xml:space="preserve">Rutala, W. A., Weber, D. J., &amp; Healthcare Infection Control Practices Advisory Committee, Centers for Disease Control and Prevention. (2008). </w:t>
+      </w:r>
+      <w:hyperlink r:id="rId9">
+        <w:r>
+          <w:rPr>
+            <w:color w:val="0563C1"/>
+            <w:u w:val="single"/>
+          </w:rPr>
+          <w:t>https://www.cdc.gov/infection-control/hcp/disinfection-sterilization/executive-summary.html</w:t>
+        </w:r>
+      </w:hyperlink>
+      <w:r>
+        <w:t xml:space="preserve"> Guideline for Disinfection and Sterilization in Healthcare Facilities, 2008 (updated periodically).</w:t>
       </w:r>
     </w:p>
     <w:p>
@@ -1727,7 +1739,19 @@
         <w:pStyle w:val="ListNumber"/>
       </w:pPr>
       <w:r>
-        <w:t>Hospital Infection Society India (HISI). Guidelines for Central Sterile Services Department.</w:t>
+        <w:t xml:space="preserve">Hospital Infection Society India (HISI). (n.d.). </w:t>
+      </w:r>
+      <w:hyperlink r:id="rId10">
+        <w:r>
+          <w:rPr>
+            <w:color w:val="0563C1"/>
+            <w:u w:val="single"/>
+          </w:rPr>
+          <w:t>https://hisiindia.org</w:t>
+        </w:r>
+      </w:hyperlink>
+      <w:r>
+        <w:t xml:space="preserve"> Guidelines for Central Sterile Services Department (official body site; specific document not separately available as a stable public download).</w:t>
       </w:r>
     </w:p>
     <w:p>
